--- a/docs/copyright/登记信息表.docx
+++ b/docs/copyright/登记信息表.docx
@@ -212,7 +212,7 @@
                 <w:b w:val="0"/>
                 <w:sz w:val="24"/>
               </w:rPr>
-              <w:t>V1.7.9</w:t>
+              <w:t>V1.8.7</w:t>
             </w:r>
           </w:p>
         </w:tc>
@@ -695,7 +695,7 @@
                 <w:b w:val="0"/>
                 <w:sz w:val="24"/>
               </w:rPr>
-              <w:t>Flutter 引擎；WebView2（Windows）；本地 HTTP 服务（Blockly 可视化编程）；机器人控制器固件（LP 系列）</w:t>
+              <w:t>Flutter 引擎；WebView2（Windows）；本地 HTTP 服务（可视化编程）；机器人控制器固件（LP 系列）</w:t>
             </w:r>
           </w:p>
         </w:tc>
@@ -779,7 +779,7 @@
                 <w:b w:val="0"/>
                 <w:sz w:val="24"/>
               </w:rPr>
-              <w:t xml:space="preserve"> 目录 Dart 源码，不含第三方 Blockly 库）</w:t>
+              <w:t xml:space="preserve"> 业务源码，不含第三方可视化编程静态库及未纳入登记的扩展模块）</w:t>
             </w:r>
           </w:p>
         </w:tc>
@@ -822,7 +822,7 @@
           <w:b w:val="0"/>
           <w:sz w:val="24"/>
         </w:rPr>
-        <w:t>本软件为领鹏系列工业机器人提供上位机人机交互与编程控制。用户通过以太网连接机器人控制器后，可完成：设备连接与状态监测、实时位姿与 IO 显示、机器人点动与轨迹操控、Blockly 可视化程序编辑与下发、程序运行监控、参数配置与点库管理、配置文件备份等功能。支持 Windows 桌面与 Android 横屏两种部署形态，适用于工业现场调试与生产运维。</w:t>
+        <w:t>本软件为领鹏系列工业机器人提供上位机人机交互与编程控制。用户通过以太网连接机器人控制器后，可完成：设备连接与状态监测、实时位姿与 IO 显示、机器人点动与轨迹操控、图形化可视化程序编辑与下发、主程序运行监控、PLC 寄存器监视（支持批量添加与别名管理）、参数配置与点库管理、配置文件备份等功能。支持 Windows 桌面与 Android 横屏两种部署形态，适用于工业现场调试与生产运维。</w:t>
       </w:r>
     </w:p>
     <w:p>
@@ -890,7 +890,7 @@
           <w:b w:val="0"/>
           <w:sz w:val="24"/>
         </w:rPr>
-        <w:t xml:space="preserve">3. 集成 Google Blockly 可视化编程，通过本地 HTTP 服务与 WebView 桥接，支持工程保存至 </w:t>
+        <w:t xml:space="preserve">3. 可视化编程通过本地静态资源与 WebView 桥接实现，支持工程保存至 </w:t>
       </w:r>
       <w:r>
         <w:rPr>
@@ -938,7 +938,7 @@
           <w:b w:val="0"/>
           <w:sz w:val="24"/>
         </w:rPr>
-        <w:t>。</w:t>
+        <w:t>，并支持积木搜索定位。</w:t>
       </w:r>
     </w:p>
     <w:p>
@@ -951,7 +951,7 @@
           <w:b w:val="0"/>
           <w:sz w:val="24"/>
         </w:rPr>
-        <w:t>4. 200ms 周期轮询位姿、IO、报警等遥测数据，主界面实时刷新。</w:t>
+        <w:t>4. 200ms 周期轮询位姿、IO、报警等遥测数据，主界面实时刷新；监控页支持 D/M/S/X/Y 寄存器监视，上限可配置并持久化。</w:t>
       </w:r>
     </w:p>
     <w:p>
@@ -981,6 +981,19 @@
           <w:sz w:val="24"/>
         </w:rPr>
         <w:t>，无需管理员权限。</w:t>
+      </w:r>
+    </w:p>
+    <w:p>
+      <w:pPr>
+        <w:spacing w:lineRule="auto" w:line="360"/>
+      </w:pPr>
+      <w:r>
+        <w:rPr>
+          <w:rFonts w:ascii="宋体" w:hAnsi="宋体" w:eastAsia="宋体"/>
+          <w:b w:val="0"/>
+          <w:sz w:val="24"/>
+        </w:rPr>
+        <w:t>本登记版本功能范围不含智能对话辅助生成可视化程序等扩展能力。</w:t>
       </w:r>
     </w:p>
     <w:p>
@@ -2099,7 +2112,7 @@
           <w:b w:val="0"/>
           <w:sz w:val="24"/>
         </w:rPr>
-        <w:t>：领鹏智能机器人上位机软件 V1.7.9</w:t>
+        <w:t>：领鹏智能机器人上位机软件 V1.8.7</w:t>
       </w:r>
     </w:p>
     <w:p>
@@ -2183,7 +2196,7 @@
           <w:b w:val="0"/>
           <w:sz w:val="24"/>
         </w:rPr>
-        <w:t>：建议导出 Word/PDF 后插入连接页、主页、Blockly、操控页、监控页等界面截图</w:t>
+        <w:t>：建议导出 Word/PDF 后插入连接页、主页、可视化编程、操控页、监控页（含寄存器监视）等界面截图</w:t>
       </w:r>
     </w:p>
     <w:p>
@@ -2256,7 +2269,7 @@
         <w:b w:val="0"/>
         <w:sz w:val="18"/>
       </w:rPr>
-      <w:t>领鹏智能机器人上位机软件 V1.7.9 — 登记信息表</w:t>
+      <w:t>领鹏智能机器人上位机软件 V1.8.7 — 登记信息表</w:t>
     </w:r>
   </w:p>
 </w:hdr>
